--- a/10_Proposed_Solution_Template.docx
+++ b/10_Proposed_Solution_Template.docx
@@ -9,9 +9,9 @@
       <w:r>
         <w:rPr>
           <w:b/>
-          <w:sz w:val="32"/>
+          <w:sz w:val="40"/>
         </w:rPr>
-        <w:t>Proposed Solution</w:t>
+        <w:t>PROPOSED SOLUTION</w:t>
       </w:r>
     </w:p>
     <w:p>
@@ -20,7 +20,8 @@
       </w:pPr>
       <w:r>
         <w:rPr>
-          <w:b/>
+          <w:i/>
+          <w:sz w:val="22"/>
         </w:rPr>
         <w:t>Script-Controlled ACL – Restrict Record Access Based on Field Value</w:t>
       </w:r>
@@ -30,17 +31,12 @@
         <w:pStyle w:val="Heading1"/>
       </w:pPr>
       <w:r>
-        <w:t>Project Details</w:t>
+        <w:t>Solution Overview</w:t>
       </w:r>
     </w:p>
     <w:p>
       <w:r>
-        <w:t>Project Title: Script-Controlled ACL – Restrict Record Access Based on Field Value</w:t>
-      </w:r>
-    </w:p>
-    <w:p>
-      <w:r>
-        <w:t>Project Area: ServiceNow Administrator – Incident Access Control</w:t>
+        <w:t>The proposed solution creates a ServiceNow ACL on the Incident table and uses server-side JavaScript to evaluate an Incident field value. The ACL determines whether access should be allowed or denied.</w:t>
       </w:r>
     </w:p>
     <w:p>
@@ -48,49 +44,150 @@
         <w:pStyle w:val="Heading1"/>
       </w:pPr>
       <w:r>
-        <w:t>Project Content</w:t>
+        <w:t>Components</w:t>
       </w:r>
     </w:p>
     <w:p>
       <w:pPr>
-        <w:pStyle w:val="ListBullet"/>
+        <w:pStyle w:val="Heading2"/>
       </w:pPr>
       <w:r>
-        <w:t>Configure a Script-Controlled ACL on the Incident table.</w:t>
+        <w:t>1. Incident Table</w:t>
+      </w:r>
+    </w:p>
+    <w:p>
+      <w:r>
+        <w:t>Stores Incident records whose access needs to be controlled.</w:t>
       </w:r>
     </w:p>
     <w:p>
       <w:pPr>
-        <w:pStyle w:val="ListBullet"/>
+        <w:pStyle w:val="Heading2"/>
       </w:pPr>
       <w:r>
-        <w:t>Flow: User attempts operation → ServiceNow evaluates ACL → script checks field value and authorization → true allows access / false denies access.</w:t>
+        <w:t>2. ACL Rule</w:t>
+      </w:r>
+    </w:p>
+    <w:p>
+      <w:r>
+        <w:t>Defines the table, operation, active status, conditions, roles and script.</w:t>
       </w:r>
     </w:p>
     <w:p>
       <w:pPr>
-        <w:pStyle w:val="ListBullet"/>
+        <w:pStyle w:val="Heading2"/>
       </w:pPr>
       <w:r>
-        <w:t>Configuration elements: Incident table; required ACL operation; conditions/role as applicable; script; authorized and unauthorized test cases.</w:t>
+        <w:t>3. ACL Script</w:t>
+      </w:r>
+    </w:p>
+    <w:p>
+      <w:r>
+        <w:t>Evaluates the Incident field value and returns true = allow or false = deny.</w:t>
       </w:r>
     </w:p>
     <w:p>
       <w:pPr>
-        <w:pStyle w:val="ListBullet"/>
+        <w:pStyle w:val="Heading2"/>
       </w:pPr>
       <w:r>
-        <w:t>Expected outcome: The defined field-dependent access rule is consistently enforced.</w:t>
+        <w:t>4. User/Role Context</w:t>
+      </w:r>
+    </w:p>
+    <w:p>
+      <w:r>
+        <w:t>Determines whether the current user is authorized to access protected records.</w:t>
+      </w:r>
+    </w:p>
+    <w:p>
+      <w:pPr>
+        <w:pStyle w:val="Heading2"/>
+      </w:pPr>
+      <w:r>
+        <w:t>5. Security Engine</w:t>
+      </w:r>
+    </w:p>
+    <w:p>
+      <w:r>
+        <w:t>Applies the ACL result before allowing the requested operation.</w:t>
+      </w:r>
+    </w:p>
+    <w:p>
+      <w:pPr>
+        <w:pStyle w:val="Heading1"/>
+      </w:pPr>
+      <w:r>
+        <w:t>Example Business Rule</w:t>
+      </w:r>
+    </w:p>
+    <w:p>
+      <w:r>
+        <w:t>When an Incident has the protected field value, access is limited to an authorized role. Otherwise, access is permitted according to the normal ACL hierarchy.</w:t>
+      </w:r>
+    </w:p>
+    <w:p>
+      <w:pPr>
+        <w:pStyle w:val="NoSpacing"/>
+        <w:spacing w:before="80" w:after="120"/>
+        <w:ind w:left="504"/>
+      </w:pPr>
+      <w:r>
+        <w:rPr>
+          <w:rFonts w:ascii="Courier New" w:hAnsi="Courier New"/>
+          <w:sz w:val="18"/>
+        </w:rPr>
+        <w:t>Impact ≠ 1</w:t>
+        <w:br/>
+        <w:t xml:space="preserve">       ↓</w:t>
+        <w:br/>
+        <w:t>Access Allowed</w:t>
+        <w:br/>
+        <w:br/>
+        <w:t>Impact = 1</w:t>
+        <w:br/>
+        <w:t xml:space="preserve">       ↓</w:t>
+        <w:br/>
+        <w:t>Check User Role</w:t>
+        <w:br/>
+        <w:t xml:space="preserve">       ↓</w:t>
+        <w:br/>
+        <w:t>Has authorized role?</w:t>
+        <w:br/>
+        <w:t xml:space="preserve">   /          \</w:t>
+        <w:br/>
+        <w:t xml:space="preserve"> Yes           No</w:t>
+        <w:br/>
+        <w:t xml:space="preserve">  ↓             ↓</w:t>
+        <w:br/>
+        <w:t>Allow          Deny</w:t>
       </w:r>
     </w:p>
     <w:sectPr>
+      <w:footerReference w:type="default" r:id="rId9"/>
       <w:pgSz w:w="12240" w:h="15840"/>
-      <w:pgMar w:top="1440" w:right="1800" w:bottom="1440" w:left="1800" w:header="720" w:footer="720" w:gutter="0"/>
+      <w:pgMar w:top="1008" w:right="1152" w:bottom="1008" w:left="1152" w:header="720" w:footer="720" w:gutter="0"/>
       <w:cols w:space="720"/>
       <w:docGrid w:linePitch="360"/>
     </w:sectPr>
   </w:body>
 </w:document>
+</file>
+
+<file path=word/footer1.xml><?xml version="1.0" encoding="utf-8"?>
+<w:ftr xmlns:m="http://schemas.openxmlformats.org/officeDocument/2006/math" xmlns:mc="http://schemas.openxmlformats.org/markup-compatibility/2006" xmlns:mo="http://schemas.microsoft.com/office/mac/office/2008/main" xmlns:mv="urn:schemas-microsoft-com:mac:vml" xmlns:o="urn:schemas-microsoft-com:office:office" xmlns:r="http://schemas.openxmlformats.org/officeDocument/2006/relationships" xmlns:v="urn:schemas-microsoft-com:vml" xmlns:w10="urn:schemas-microsoft-com:office:word" xmlns:w14="http://schemas.microsoft.com/office/word/2010/wordml" xmlns:w="http://schemas.openxmlformats.org/wordprocessingml/2006/main" xmlns:wne="http://schemas.microsoft.com/office/word/2006/wordml" xmlns:wp14="http://schemas.microsoft.com/office/word/2010/wordprocessingDrawing" xmlns:wp="http://schemas.openxmlformats.org/drawingml/2006/wordprocessingDrawing" xmlns:wpc="http://schemas.microsoft.com/office/word/2010/wordprocessingCanvas" xmlns:wpg="http://schemas.microsoft.com/office/word/2010/wordprocessingGroup" xmlns:wpi="http://schemas.microsoft.com/office/word/2010/wordprocessingInk" xmlns:wps="http://schemas.microsoft.com/office/word/2010/wordprocessingShape" mc:Ignorable="w14 wp14">
+  <w:p>
+    <w:pPr>
+      <w:pStyle w:val="Footer"/>
+      <w:jc w:val="center"/>
+    </w:pPr>
+    <w:r>
+      <w:rPr>
+        <w:sz w:val="16"/>
+      </w:rPr>
+      <w:t>Script-Controlled ACL Project</w:t>
+    </w:r>
+  </w:p>
+</w:ftr>
 </file>
 
 <file path=word/numbering.xml><?xml version="1.0" encoding="utf-8"?>
@@ -458,7 +555,7 @@
     <w:rsid w:val="00FC693F"/>
     <w:rPr>
       <w:rFonts w:ascii="Arial" w:hAnsi="Arial"/>
-      <w:sz w:val="22"/>
+      <w:sz w:val="21"/>
     </w:rPr>
   </w:style>
   <w:style w:type="paragraph" w:styleId="Header">
@@ -520,11 +617,11 @@
       <w:outlineLvl w:val="0"/>
     </w:pPr>
     <w:rPr>
-      <w:rFonts w:asciiTheme="majorHAnsi" w:eastAsiaTheme="majorEastAsia" w:hAnsiTheme="majorHAnsi" w:cstheme="majorBidi"/>
+      <w:rFonts w:asciiTheme="majorHAnsi" w:eastAsiaTheme="majorEastAsia" w:hAnsiTheme="majorHAnsi" w:cstheme="majorBidi" w:ascii="Arial" w:hAnsi="Arial"/>
       <w:b/>
       <w:bCs/>
       <w:color w:val="365F91" w:themeColor="accent1" w:themeShade="BF"/>
-      <w:sz w:val="28"/>
+      <w:sz w:val="32"/>
       <w:szCs w:val="28"/>
     </w:rPr>
   </w:style>
@@ -544,7 +641,7 @@
       <w:outlineLvl w:val="1"/>
     </w:pPr>
     <w:rPr>
-      <w:rFonts w:asciiTheme="majorHAnsi" w:eastAsiaTheme="majorEastAsia" w:hAnsiTheme="majorHAnsi" w:cstheme="majorBidi"/>
+      <w:rFonts w:asciiTheme="majorHAnsi" w:eastAsiaTheme="majorEastAsia" w:hAnsiTheme="majorHAnsi" w:cstheme="majorBidi" w:ascii="Arial" w:hAnsi="Arial"/>
       <w:b/>
       <w:bCs/>
       <w:color w:val="4F81BD" w:themeColor="accent1"/>
@@ -568,10 +665,11 @@
       <w:outlineLvl w:val="2"/>
     </w:pPr>
     <w:rPr>
-      <w:rFonts w:asciiTheme="majorHAnsi" w:eastAsiaTheme="majorEastAsia" w:hAnsiTheme="majorHAnsi" w:cstheme="majorBidi"/>
+      <w:rFonts w:asciiTheme="majorHAnsi" w:eastAsiaTheme="majorEastAsia" w:hAnsiTheme="majorHAnsi" w:cstheme="majorBidi" w:ascii="Arial" w:hAnsi="Arial"/>
       <w:b/>
       <w:bCs/>
       <w:color w:val="4F81BD" w:themeColor="accent1"/>
+      <w:sz w:val="22"/>
     </w:rPr>
   </w:style>
   <w:style w:type="paragraph" w:styleId="Heading4">
@@ -809,11 +907,11 @@
       <w:contextualSpacing/>
     </w:pPr>
     <w:rPr>
-      <w:rFonts w:asciiTheme="majorHAnsi" w:eastAsiaTheme="majorEastAsia" w:hAnsiTheme="majorHAnsi" w:cstheme="majorBidi"/>
+      <w:rFonts w:asciiTheme="majorHAnsi" w:eastAsiaTheme="majorEastAsia" w:hAnsiTheme="majorHAnsi" w:cstheme="majorBidi" w:ascii="Arial" w:hAnsi="Arial"/>
       <w:color w:val="17365D" w:themeColor="text2" w:themeShade="BF"/>
       <w:spacing w:val="5"/>
       <w:kern w:val="28"/>
-      <w:sz w:val="52"/>
+      <w:sz w:val="40"/>
       <w:szCs w:val="52"/>
     </w:rPr>
   </w:style>
